--- a/staticfiles/documents/Согласие на обработку персональных данных.docx
+++ b/staticfiles/documents/Согласие на обработку персональных данных.docx
@@ -3,8 +3,46 @@
 <w:document xmlns:wpc="http://schemas.microsoft.com/office/word/2010/wordprocessingCanvas" xmlns:cx="http://schemas.microsoft.com/office/drawing/2014/chartex" xmlns:cx1="http://schemas.microsoft.com/office/drawing/2015/9/8/chartex" xmlns:cx2="http://schemas.microsoft.com/office/drawing/2015/10/21/chartex" xmlns:cx3="http://schemas.microsoft.com/office/drawing/2016/5/9/chartex" xmlns:cx4="http://schemas.microsoft.com/office/drawing/2016/5/10/chartex" xmlns:cx5="http://schemas.microsoft.com/office/drawing/2016/5/11/chartex" xmlns:cx6="http://schemas.microsoft.com/office/drawing/2016/5/12/chartex" xmlns:cx7="http://schemas.microsoft.com/office/drawing/2016/5/13/chartex" xmlns:cx8="http://schemas.microsoft.com/office/drawing/2016/5/14/chartex" xmlns:mc="http://schemas.openxmlformats.org/markup-compatibility/2006" xmlns:aink="http://schemas.microsoft.com/office/drawing/2016/ink" xmlns:am3d="http://schemas.microsoft.com/office/drawing/2017/model3d" xmlns:o="urn:schemas-microsoft-com:office:office" xmlns:oel="http://schemas.microsoft.com/office/2019/extlst" xmlns:r="http://schemas.openxmlformats.org/officeDocument/2006/relationships" xmlns:m="http://schemas.openxmlformats.org/officeDocument/2006/math" xmlns:v="urn:schemas-microsoft-com:vml" xmlns:wp14="http://schemas.microsoft.com/office/word/2010/wordprocessingDrawing" xmlns:wp="http://schemas.openxmlformats.org/drawingml/2006/wordprocessingDrawing" xmlns:w10="urn:schemas-microsoft-com:office:word" xmlns:w="http://schemas.openxmlformats.org/wordprocessingml/2006/main" xmlns:w14="http://schemas.microsoft.com/office/word/2010/wordml" xmlns:w15="http://schemas.microsoft.com/office/word/2012/wordml" xmlns:w16cex="http://schemas.microsoft.com/office/word/2018/wordml/cex" xmlns:w16cid="http://schemas.microsoft.com/office/word/2016/wordml/cid" xmlns:w16="http://schemas.microsoft.com/office/word/2018/wordml" xmlns:w16du="http://schemas.microsoft.com/office/word/2023/wordml/word16du" xmlns:w16sdtdh="http://schemas.microsoft.com/office/word/2020/wordml/sdtdatahash" xmlns:w16sdtfl="http://schemas.microsoft.com/office/word/2024/wordml/sdtformatlock" xmlns:w16se="http://schemas.microsoft.com/office/word/2015/wordml/symex" xmlns:wpg="http://schemas.microsoft.com/office/word/2010/wordprocessingGroup" xmlns:wpi="http://schemas.microsoft.com/office/word/2010/wordprocessingInk" xmlns:wne="http://schemas.microsoft.com/office/word/2006/wordml" xmlns:wps="http://schemas.microsoft.com/office/word/2010/wordprocessingShape" mc:Ignorable="w14 w15 w16se w16cid w16 w16cex w16sdtdh w16sdtfl w16du wp14">
   <w:body>
     <w:p>
-      <w:r>
-        <w:t>Я, _________________________________________________________ (Ф.И.О. полностью), настоящим выражаю волю и даю осознанное, добровольное и информированное согласие физическому лицу Шушпанову Михаилу Константиновичу, адресу электронной почты </w:t>
+      <w:pPr>
+        <w:ind w:left="720" w:hanging="360"/>
+        <w:jc w:val="center"/>
+        <w:rPr>
+          <w:b/>
+          <w:bCs/>
+        </w:rPr>
+      </w:pPr>
+      <w:r>
+        <w:rPr>
+          <w:b/>
+          <w:bCs/>
+        </w:rPr>
+        <w:t>Согласие на обработку персональных данных.</w:t>
+      </w:r>
+    </w:p>
+    <w:p>
+      <w:pPr>
+        <w:pStyle w:val="a7"/>
+        <w:numPr>
+          <w:ilvl w:val="0"/>
+          <w:numId w:val="5"/>
+        </w:numPr>
+        <w:jc w:val="center"/>
+        <w:rPr>
+          <w:b/>
+          <w:bCs/>
+        </w:rPr>
+      </w:pPr>
+      <w:r>
+        <w:rPr>
+          <w:b/>
+          <w:bCs/>
+        </w:rPr>
+        <w:t>Перечень обрабатываемых данных</w:t>
+      </w:r>
+    </w:p>
+    <w:p>
+      <w:r>
+        <w:t>Я, настоящим выражаю волю и даю осознанное, добровольное и информированное согласие физическому лицу Шушпанову Михаилу Константиновичу, адресу электронной почты </w:t>
       </w:r>
       <w:hyperlink r:id="rId5" w:tgtFrame="_blank" w:history="1">
         <w:r>
@@ -19,6 +57,119 @@
       </w:r>
     </w:p>
     <w:p>
+      <w:r>
+        <w:t xml:space="preserve">Обработка распространяется на все персональные данные, предоставленные мной при регистрации, использовании сайта и сервисов </w:t>
+      </w:r>
+      <w:proofErr w:type="spellStart"/>
+      <w:r>
+        <w:rPr>
+          <w:b/>
+          <w:bCs/>
+        </w:rPr>
+        <w:t>ИнноАвтор</w:t>
+      </w:r>
+      <w:proofErr w:type="spellEnd"/>
+      <w:r>
+        <w:t>, включая:</w:t>
+      </w:r>
+    </w:p>
+    <w:p>
+      <w:pPr>
+        <w:numPr>
+          <w:ilvl w:val="0"/>
+          <w:numId w:val="1"/>
+        </w:numPr>
+      </w:pPr>
+      <w:r>
+        <w:t>фамилию, имя, отчество;</w:t>
+      </w:r>
+    </w:p>
+    <w:p>
+      <w:pPr>
+        <w:numPr>
+          <w:ilvl w:val="0"/>
+          <w:numId w:val="1"/>
+        </w:numPr>
+      </w:pPr>
+      <w:r>
+        <w:t>дату рождения;</w:t>
+      </w:r>
+    </w:p>
+    <w:p>
+      <w:pPr>
+        <w:numPr>
+          <w:ilvl w:val="0"/>
+          <w:numId w:val="1"/>
+        </w:numPr>
+      </w:pPr>
+      <w:r>
+        <w:t>контактный телефон;</w:t>
+      </w:r>
+    </w:p>
+    <w:p>
+      <w:pPr>
+        <w:numPr>
+          <w:ilvl w:val="0"/>
+          <w:numId w:val="1"/>
+        </w:numPr>
+      </w:pPr>
+      <w:r>
+        <w:t>адрес электронной почты;</w:t>
+      </w:r>
+    </w:p>
+    <w:p>
+      <w:pPr>
+        <w:numPr>
+          <w:ilvl w:val="0"/>
+          <w:numId w:val="1"/>
+        </w:numPr>
+      </w:pPr>
+      <w:r>
+        <w:t>сведения, размещённые мной в личном профиле;</w:t>
+      </w:r>
+    </w:p>
+    <w:p>
+      <w:pPr>
+        <w:numPr>
+          <w:ilvl w:val="0"/>
+          <w:numId w:val="1"/>
+        </w:numPr>
+      </w:pPr>
+      <w:r>
+        <w:t xml:space="preserve">IP-адрес, данные о браузере, устройстве и операционной системе, файлы </w:t>
+      </w:r>
+      <w:proofErr w:type="spellStart"/>
+      <w:r>
+        <w:t>cookie</w:t>
+      </w:r>
+      <w:proofErr w:type="spellEnd"/>
+      <w:r>
+        <w:t>;</w:t>
+      </w:r>
+    </w:p>
+    <w:p>
+      <w:pPr>
+        <w:numPr>
+          <w:ilvl w:val="0"/>
+          <w:numId w:val="1"/>
+        </w:numPr>
+      </w:pPr>
+      <w:r>
+        <w:t>сведения о действиях на сайте (лог действий, история посещений и переходов);</w:t>
+      </w:r>
+    </w:p>
+    <w:p>
+      <w:pPr>
+        <w:numPr>
+          <w:ilvl w:val="0"/>
+          <w:numId w:val="1"/>
+        </w:numPr>
+      </w:pPr>
+      <w:r>
+        <w:t>иную информацию, явно предоставленную мной или автоматически собираемую сайтом и необходимую для функционирования и безопасности сервиса.</w:t>
+      </w:r>
+    </w:p>
+    <w:p>
       <w:pPr>
         <w:jc w:val="center"/>
         <w:rPr>
@@ -31,215 +182,98 @@
           <w:b/>
           <w:bCs/>
         </w:rPr>
-        <w:t>1. Перечень обрабатываемых данных</w:t>
-      </w:r>
-    </w:p>
-    <w:p>
-      <w:r>
-        <w:t xml:space="preserve">Обработка распространяется на все персональные данные, предоставленные мной при регистрации, использовании сайта и сервисов </w:t>
-      </w:r>
-      <w:proofErr w:type="spellStart"/>
-      <w:r>
-        <w:t>InnoAuthor</w:t>
-      </w:r>
-      <w:proofErr w:type="spellEnd"/>
-      <w:r>
-        <w:t>, включая:</w:t>
+        <w:t>2. Цели и основания обработки данных</w:t>
+      </w:r>
+    </w:p>
+    <w:p>
+      <w:r>
+        <w:t>Мои персональные данные могут использоваться оператором для следующих целей:</w:t>
       </w:r>
     </w:p>
     <w:p>
       <w:pPr>
         <w:numPr>
           <w:ilvl w:val="0"/>
-          <w:numId w:val="1"/>
+          <w:numId w:val="2"/>
         </w:numPr>
       </w:pPr>
       <w:r>
-        <w:t>фамилию, имя, отчество;</w:t>
-      </w:r>
-    </w:p>
-    <w:p>
-      <w:pPr>
-        <w:numPr>
-          <w:ilvl w:val="0"/>
-          <w:numId w:val="1"/>
-        </w:numPr>
-      </w:pPr>
-      <w:r>
-        <w:t>дату рождения;</w:t>
-      </w:r>
-    </w:p>
-    <w:p>
-      <w:pPr>
-        <w:numPr>
-          <w:ilvl w:val="0"/>
-          <w:numId w:val="1"/>
-        </w:numPr>
-      </w:pPr>
-      <w:r>
-        <w:t>контактный телефон;</w:t>
-      </w:r>
-    </w:p>
-    <w:p>
-      <w:pPr>
-        <w:numPr>
-          <w:ilvl w:val="0"/>
-          <w:numId w:val="1"/>
-        </w:numPr>
-      </w:pPr>
-      <w:r>
-        <w:t>адрес электронной почты;</w:t>
-      </w:r>
-    </w:p>
-    <w:p>
-      <w:pPr>
-        <w:numPr>
-          <w:ilvl w:val="0"/>
-          <w:numId w:val="1"/>
-        </w:numPr>
-      </w:pPr>
-      <w:r>
-        <w:t>сведения, размещённые мной в личном профиле;</w:t>
-      </w:r>
-    </w:p>
-    <w:p>
-      <w:pPr>
-        <w:numPr>
-          <w:ilvl w:val="0"/>
-          <w:numId w:val="1"/>
-        </w:numPr>
-      </w:pPr>
-      <w:r>
-        <w:t xml:space="preserve">IP-адрес, данные о браузере, устройстве и операционной системе, файлы </w:t>
+        <w:t xml:space="preserve">предоставления доступа к функционалу сайта </w:t>
       </w:r>
       <w:proofErr w:type="spellStart"/>
       <w:r>
-        <w:t>cookie</w:t>
-      </w:r>
-      <w:proofErr w:type="spellEnd"/>
-      <w:r>
-        <w:t>;</w:t>
-      </w:r>
-    </w:p>
-    <w:p>
-      <w:pPr>
-        <w:numPr>
-          <w:ilvl w:val="0"/>
-          <w:numId w:val="1"/>
-        </w:numPr>
-      </w:pPr>
-      <w:r>
-        <w:t>сведения о действиях на сайте (лог действий, история посещений и переходов);</w:t>
-      </w:r>
-    </w:p>
-    <w:p>
-      <w:pPr>
-        <w:numPr>
-          <w:ilvl w:val="0"/>
-          <w:numId w:val="1"/>
-        </w:numPr>
-      </w:pPr>
-      <w:r>
-        <w:t>иную информацию, явно предоставленную мной или автоматически собираемую сайтом и необходимую для функционирования и безопасности сервиса.</w:t>
-      </w:r>
-    </w:p>
-    <w:p>
-      <w:pPr>
-        <w:jc w:val="center"/>
         <w:rPr>
           <w:b/>
           <w:bCs/>
         </w:rPr>
-      </w:pPr>
+        <w:t>ИнноАвтор</w:t>
+      </w:r>
+      <w:proofErr w:type="spellEnd"/>
+      <w:r>
+        <w:t xml:space="preserve"> и регистрации учетной записи;</w:t>
+      </w:r>
+    </w:p>
+    <w:p>
+      <w:pPr>
+        <w:numPr>
+          <w:ilvl w:val="0"/>
+          <w:numId w:val="2"/>
+        </w:numPr>
+      </w:pPr>
+      <w:r>
+        <w:t>идентификации пользователя и организации обратной связи;</w:t>
+      </w:r>
+    </w:p>
+    <w:p>
+      <w:pPr>
+        <w:numPr>
+          <w:ilvl w:val="0"/>
+          <w:numId w:val="2"/>
+        </w:numPr>
+      </w:pPr>
+      <w:r>
+        <w:t>предоставления сервисных, информационных и рекламных уведомлений по электронной почте, через мессенджеры или по телефону;</w:t>
+      </w:r>
+    </w:p>
+    <w:p>
+      <w:pPr>
+        <w:numPr>
+          <w:ilvl w:val="0"/>
+          <w:numId w:val="2"/>
+        </w:numPr>
+      </w:pPr>
+      <w:r>
+        <w:t>обработки обращений пользователей, поддержки, предотвращения мошенничества и нарушений правил пользования сайтом;</w:t>
+      </w:r>
+    </w:p>
+    <w:p>
+      <w:pPr>
+        <w:numPr>
+          <w:ilvl w:val="0"/>
+          <w:numId w:val="2"/>
+        </w:numPr>
+      </w:pPr>
+      <w:r>
+        <w:t>выполнения требований законодательства Российской Федерации, решений уполномоченных органов или суда;</w:t>
+      </w:r>
+    </w:p>
+    <w:p>
+      <w:pPr>
+        <w:numPr>
+          <w:ilvl w:val="0"/>
+          <w:numId w:val="2"/>
+        </w:numPr>
+      </w:pPr>
+      <w:r>
+        <w:t xml:space="preserve">статистических и аналитических целей — для улучшения работы сайта и сервисов </w:t>
+      </w:r>
+      <w:proofErr w:type="spellStart"/>
       <w:r>
         <w:rPr>
           <w:b/>
           <w:bCs/>
         </w:rPr>
-        <w:t>2. Цели и основания обработки данных</w:t>
-      </w:r>
-    </w:p>
-    <w:p>
-      <w:r>
-        <w:t>Мои персональные данные могут использоваться оператором для следующих целей:</w:t>
-      </w:r>
-    </w:p>
-    <w:p>
-      <w:pPr>
-        <w:numPr>
-          <w:ilvl w:val="0"/>
-          <w:numId w:val="2"/>
-        </w:numPr>
-      </w:pPr>
-      <w:r>
-        <w:t xml:space="preserve">предоставления доступа к функционалу сайта </w:t>
-      </w:r>
-      <w:proofErr w:type="spellStart"/>
-      <w:r>
-        <w:t>InnoAuthor</w:t>
-      </w:r>
-      <w:proofErr w:type="spellEnd"/>
-      <w:r>
-        <w:t xml:space="preserve"> и регистрации учетной записи;</w:t>
-      </w:r>
-    </w:p>
-    <w:p>
-      <w:pPr>
-        <w:numPr>
-          <w:ilvl w:val="0"/>
-          <w:numId w:val="2"/>
-        </w:numPr>
-      </w:pPr>
-      <w:r>
-        <w:t>идентификации пользователя и организации обратной связи;</w:t>
-      </w:r>
-    </w:p>
-    <w:p>
-      <w:pPr>
-        <w:numPr>
-          <w:ilvl w:val="0"/>
-          <w:numId w:val="2"/>
-        </w:numPr>
-      </w:pPr>
-      <w:r>
-        <w:t>предоставления сервисных, информационных и рекламных уведомлений по электронной почте, через мессенджеры или по телефону;</w:t>
-      </w:r>
-    </w:p>
-    <w:p>
-      <w:pPr>
-        <w:numPr>
-          <w:ilvl w:val="0"/>
-          <w:numId w:val="2"/>
-        </w:numPr>
-      </w:pPr>
-      <w:r>
-        <w:t>обработки обращений пользователей, поддержки, предотвращения мошенничества и нарушений правил пользования сайтом;</w:t>
-      </w:r>
-    </w:p>
-    <w:p>
-      <w:pPr>
-        <w:numPr>
-          <w:ilvl w:val="0"/>
-          <w:numId w:val="2"/>
-        </w:numPr>
-      </w:pPr>
-      <w:r>
-        <w:t>выполнения требований законодательства Российской Федерации, решений уполномоченных органов или суда;</w:t>
-      </w:r>
-    </w:p>
-    <w:p>
-      <w:pPr>
-        <w:numPr>
-          <w:ilvl w:val="0"/>
-          <w:numId w:val="2"/>
-        </w:numPr>
-      </w:pPr>
-      <w:r>
-        <w:t xml:space="preserve">статистических и аналитических целей — для улучшения работы сайта и сервисов </w:t>
-      </w:r>
-      <w:proofErr w:type="spellStart"/>
-      <w:r>
-        <w:t>InnoAuthor</w:t>
+        <w:t>ИнноАвтор</w:t>
       </w:r>
       <w:proofErr w:type="spellEnd"/>
       <w:r>
@@ -440,7 +474,11 @@
       </w:r>
       <w:proofErr w:type="spellStart"/>
       <w:r>
-        <w:t>InnoAuthor</w:t>
+        <w:rPr>
+          <w:b/>
+          <w:bCs/>
+        </w:rPr>
+        <w:t>ИнноАвтор</w:t>
       </w:r>
       <w:proofErr w:type="spellEnd"/>
       <w:r>
@@ -458,7 +496,11 @@
       </w:r>
       <w:proofErr w:type="spellStart"/>
       <w:r>
-        <w:t>InnoAuthor</w:t>
+        <w:rPr>
+          <w:b/>
+          <w:bCs/>
+        </w:rPr>
+        <w:t>ИнноАвтор</w:t>
       </w:r>
       <w:proofErr w:type="spellEnd"/>
       <w:r>
@@ -935,6 +977,95 @@
     </w:lvl>
   </w:abstractNum>
   <w:abstractNum w:abstractNumId="3" w15:restartNumberingAfterBreak="0">
+    <w:nsid w:val="6D813B8B"/>
+    <w:multiLevelType w:val="hybridMultilevel"/>
+    <w:tmpl w:val="1AC08684"/>
+    <w:lvl w:ilvl="0" w:tplc="0419000F">
+      <w:start w:val="1"/>
+      <w:numFmt w:val="decimal"/>
+      <w:lvlText w:val="%1."/>
+      <w:lvlJc w:val="left"/>
+      <w:pPr>
+        <w:ind w:left="720" w:hanging="360"/>
+      </w:pPr>
+      <w:rPr>
+        <w:rFonts w:hint="default"/>
+      </w:rPr>
+    </w:lvl>
+    <w:lvl w:ilvl="1" w:tplc="04190019" w:tentative="1">
+      <w:start w:val="1"/>
+      <w:numFmt w:val="lowerLetter"/>
+      <w:lvlText w:val="%2."/>
+      <w:lvlJc w:val="left"/>
+      <w:pPr>
+        <w:ind w:left="1440" w:hanging="360"/>
+      </w:pPr>
+    </w:lvl>
+    <w:lvl w:ilvl="2" w:tplc="0419001B" w:tentative="1">
+      <w:start w:val="1"/>
+      <w:numFmt w:val="lowerRoman"/>
+      <w:lvlText w:val="%3."/>
+      <w:lvlJc w:val="right"/>
+      <w:pPr>
+        <w:ind w:left="2160" w:hanging="180"/>
+      </w:pPr>
+    </w:lvl>
+    <w:lvl w:ilvl="3" w:tplc="0419000F" w:tentative="1">
+      <w:start w:val="1"/>
+      <w:numFmt w:val="decimal"/>
+      <w:lvlText w:val="%4."/>
+      <w:lvlJc w:val="left"/>
+      <w:pPr>
+        <w:ind w:left="2880" w:hanging="360"/>
+      </w:pPr>
+    </w:lvl>
+    <w:lvl w:ilvl="4" w:tplc="04190019" w:tentative="1">
+      <w:start w:val="1"/>
+      <w:numFmt w:val="lowerLetter"/>
+      <w:lvlText w:val="%5."/>
+      <w:lvlJc w:val="left"/>
+      <w:pPr>
+        <w:ind w:left="3600" w:hanging="360"/>
+      </w:pPr>
+    </w:lvl>
+    <w:lvl w:ilvl="5" w:tplc="0419001B" w:tentative="1">
+      <w:start w:val="1"/>
+      <w:numFmt w:val="lowerRoman"/>
+      <w:lvlText w:val="%6."/>
+      <w:lvlJc w:val="right"/>
+      <w:pPr>
+        <w:ind w:left="4320" w:hanging="180"/>
+      </w:pPr>
+    </w:lvl>
+    <w:lvl w:ilvl="6" w:tplc="0419000F" w:tentative="1">
+      <w:start w:val="1"/>
+      <w:numFmt w:val="decimal"/>
+      <w:lvlText w:val="%7."/>
+      <w:lvlJc w:val="left"/>
+      <w:pPr>
+        <w:ind w:left="5040" w:hanging="360"/>
+      </w:pPr>
+    </w:lvl>
+    <w:lvl w:ilvl="7" w:tplc="04190019" w:tentative="1">
+      <w:start w:val="1"/>
+      <w:numFmt w:val="lowerLetter"/>
+      <w:lvlText w:val="%8."/>
+      <w:lvlJc w:val="left"/>
+      <w:pPr>
+        <w:ind w:left="5760" w:hanging="360"/>
+      </w:pPr>
+    </w:lvl>
+    <w:lvl w:ilvl="8" w:tplc="0419001B" w:tentative="1">
+      <w:start w:val="1"/>
+      <w:numFmt w:val="lowerRoman"/>
+      <w:lvlText w:val="%9."/>
+      <w:lvlJc w:val="right"/>
+      <w:pPr>
+        <w:ind w:left="6480" w:hanging="180"/>
+      </w:pPr>
+    </w:lvl>
+  </w:abstractNum>
+  <w:abstractNum w:abstractNumId="4" w15:restartNumberingAfterBreak="0">
     <w:nsid w:val="76FC637C"/>
     <w:multiLevelType w:val="multilevel"/>
     <w:tmpl w:val="C67E65AE"/>
@@ -1087,13 +1218,16 @@
     <w:abstractNumId w:val="1"/>
   </w:num>
   <w:num w:numId="2" w16cid:durableId="648441688">
-    <w:abstractNumId w:val="3"/>
+    <w:abstractNumId w:val="4"/>
   </w:num>
   <w:num w:numId="3" w16cid:durableId="854222435">
     <w:abstractNumId w:val="2"/>
   </w:num>
   <w:num w:numId="4" w16cid:durableId="710152178">
     <w:abstractNumId w:val="0"/>
+  </w:num>
+  <w:num w:numId="5" w16cid:durableId="1073284175">
+    <w:abstractNumId w:val="3"/>
   </w:num>
 </w:numbering>
 </file>
@@ -1701,6 +1835,7 @@
   <w:style w:type="character" w:default="1" w:styleId="a0">
     <w:name w:val="Default Paragraph Font"/>
     <w:uiPriority w:val="1"/>
+    <w:semiHidden/>
     <w:unhideWhenUsed/>
   </w:style>
   <w:style w:type="table" w:default="1" w:styleId="a1">
